--- a/synexo/GenApep_IPO_MOU.docx
+++ b/synexo/GenApep_IPO_MOU.docx
@@ -30,6 +30,21 @@
           <w:sz w:val="28"/>
         </w:rPr>
         <w:t>Memorandum of Understanding — IPO Framework (Draft for Discussion)</w:t>
+      </w:r>
+    </w:p>
+    <w:p>
+      <w:pPr>
+        <w:spacing w:after="80"/>
+        <w:jc w:val="center"/>
+      </w:pPr>
+      <w:r>
+        <w:rPr>
+          <w:b/>
+          <w:i w:val="0"/>
+          <w:color w:val="C0392B"/>
+          <w:sz w:val="19"/>
+        </w:rPr>
+        <w:t>SUPERSEDED (16 SEP 2026) — retained for record only. Due diligence on FirstVitals (DD report 2026-09-03; counterparty cap table 2026-09-02) contradicted this draft's FirstVitals premises: no SEC reporting status (Reg A+ Form 1-A only), no operating GLP-1 program (RPM services abandoned in the 2024 pivot; the proforma is an unvalidated plan), and no supportable basis for the implied $10-13M value. Do not sign, extend or rely on this document. The governing document is GenApep IPO Plan v2.</w:t>
       </w:r>
     </w:p>
     <w:p>
